--- a/public/templates/indie-nonfiction-starter.docx
+++ b/public/templates/indie-nonfiction-starter.docx
@@ -1,83 +1,211 @@
 
 <file path=word/document.xml><?xml version="1.0" encoding="utf-8"?>
-<w:document xmlns:w="http://schemas.openxmlformats.org/wordprocessingml/2006/main">
+<w:document xmlns:w="http://schemas.openxmlformats.org/wordprocessingml/2006/main" xmlns:r="http://schemas.openxmlformats.org/officeDocument/2006/relationships">
   <w:body>
     <w:p>
       <w:pPr>
         <w:pStyle w:val="Title"/>
-      </w:pPr>
-      <w:r>
+        <w:jc w:val="center"/>
+        <w:spacing w:before="360" w:after="120"/>
+      </w:pPr>
+      <w:r>
+        <w:rPr>
+          <w:rFonts w:ascii="Georgia" w:hAnsi="Georgia"/>
+          <w:b/>
+          <w:sz w:val="42"/>
+          <w:color w:val="1B1330"/>
+        </w:rPr>
         <w:t>[Book Title]</w:t>
       </w:r>
     </w:p>
     <w:p>
       <w:pPr>
         <w:pStyle w:val="Subtitle"/>
-      </w:pPr>
-      <w:r>
+        <w:jc w:val="center"/>
+        <w:spacing w:after="420"/>
+      </w:pPr>
+      <w:r>
+        <w:rPr>
+          <w:rFonts w:ascii="Arial" w:hAnsi="Arial"/>
+          <w:sz w:val="20"/>
+          <w:color w:val="5F557E"/>
+        </w:rPr>
         <w:t>[Author Name]</w:t>
       </w:r>
     </w:p>
     <w:p>
       <w:pPr>
         <w:pStyle w:val="Heading1"/>
-      </w:pPr>
-      <w:r>
+        <w:jc w:val="center"/>
+        <w:spacing w:before="520" w:after="380"/>
+      </w:pPr>
+      <w:r>
+        <w:rPr>
+          <w:rFonts w:ascii="Georgia" w:hAnsi="Georgia"/>
+          <w:b/>
+          <w:sz w:val="32"/>
+          <w:color w:val="1B1330"/>
+        </w:rPr>
         <w:t>Chapter One</w:t>
       </w:r>
     </w:p>
     <w:p>
-      <w:pPr/>
-      <w:r>
-        <w:t>Replace this opening with the promise of the chapter. Name the problem, give the reader a reason to care, and make the next page feel useful.</w:t>
-      </w:r>
-    </w:p>
-    <w:p>
-      <w:pPr/>
-      <w:r>
+      <w:pPr>
+        <w:pStyle w:val="Instruction"/>
+        <w:spacing w:before="160" w:after="260" w:line="300" w:lineRule="auto"/>
+        <w:ind w:left="360" w:right="360"/>
+      </w:pPr>
+      <w:r>
+        <w:rPr>
+          <w:rFonts w:ascii="Arial" w:hAnsi="Arial"/>
+          <w:i/>
+          <w:sz w:val="19"/>
+          <w:color w:val="5F557E"/>
+        </w:rPr>
+        <w:t>Name the problem, give the reader a reason to care, and make the next page feel useful.</w:t>
+      </w:r>
+    </w:p>
+    <w:p>
+      <w:pPr>
+        <w:pStyle w:val="FirstParagraph"/>
+        <w:spacing w:after="160" w:line="340" w:lineRule="auto"/>
+      </w:pPr>
+      <w:r>
+        <w:rPr>
+          <w:rFonts w:ascii="Georgia" w:hAnsi="Georgia"/>
+          <w:sz w:val="23"/>
+          <w:color w:val="1B1330"/>
+        </w:rPr>
         <w:t>Most people do not fail to finish a book because they lack ideas. They fail because the idea stays too large for too long. A book becomes easier to write when it is broken into decisions a person can make today.</w:t>
       </w:r>
     </w:p>
     <w:p>
-      <w:pPr/>
-      <w:r>
+      <w:pPr>
+        <w:pStyle w:val="BodyText"/>
+        <w:spacing w:after="160" w:line="340" w:lineRule="auto"/>
+        <w:ind w:firstLine="260"/>
+      </w:pPr>
+      <w:r>
+        <w:rPr>
+          <w:rFonts w:ascii="Georgia" w:hAnsi="Georgia"/>
+          <w:sz w:val="23"/>
+          <w:color w:val="1B1330"/>
+        </w:rPr>
         <w:t>This chapter starts with the smallest useful decision: what the reader should understand, feel, or be able to do by the end of the next ten pages.</w:t>
       </w:r>
     </w:p>
     <w:p>
       <w:pPr>
-        <w:pStyle w:val="SectionLabel"/>
-      </w:pPr>
-      <w:r>
+        <w:pStyle w:val="Subheading"/>
+        <w:spacing w:before="240" w:after="120"/>
+      </w:pPr>
+      <w:r>
+        <w:rPr>
+          <w:rFonts w:ascii="Arial" w:hAnsi="Arial"/>
+          <w:b/>
+          <w:smallCaps/>
+          <w:sz w:val="19"/>
+          <w:color w:val="441CB2"/>
+        </w:rPr>
         <w:t>Key idea</w:t>
       </w:r>
     </w:p>
     <w:p>
-      <w:pPr/>
-      <w:r>
-        <w:t>Use this short section to state the main point in plain language. Then support it with an example, a story, or a practical step.</w:t>
-      </w:r>
-    </w:p>
-    <w:p>
-      <w:pPr>
-        <w:pStyle w:val="SectionLabel"/>
-      </w:pPr>
-      <w:r>
+      <w:pPr>
+        <w:pStyle w:val="BodyText"/>
+        <w:spacing w:after="160" w:line="340" w:lineRule="auto"/>
+        <w:ind w:firstLine="260"/>
+      </w:pPr>
+      <w:r>
+        <w:rPr>
+          <w:rFonts w:ascii="Georgia" w:hAnsi="Georgia"/>
+          <w:sz w:val="23"/>
+          <w:color w:val="1B1330"/>
+        </w:rPr>
+        <w:t>State the main point in plain language. Then support it with an example, a story, or a practical step.</w:t>
+      </w:r>
+    </w:p>
+    <w:p>
+      <w:pPr>
+        <w:pStyle w:val="Subheading"/>
+        <w:spacing w:before="240" w:after="120"/>
+      </w:pPr>
+      <w:r>
+        <w:rPr>
+          <w:rFonts w:ascii="Arial" w:hAnsi="Arial"/>
+          <w:b/>
+          <w:smallCaps/>
+          <w:sz w:val="19"/>
+          <w:color w:val="441CB2"/>
+        </w:rPr>
         <w:t>Try this</w:t>
       </w:r>
     </w:p>
     <w:p>
-      <w:pPr/>
-      <w:r>
+      <w:pPr>
+        <w:pStyle w:val="BodyText"/>
+        <w:spacing w:after="160" w:line="340" w:lineRule="auto"/>
+        <w:ind w:firstLine="260"/>
+      </w:pPr>
+      <w:r>
+        <w:rPr>
+          <w:rFonts w:ascii="Georgia" w:hAnsi="Georgia"/>
+          <w:sz w:val="23"/>
+          <w:color w:val="1B1330"/>
+        </w:rPr>
         <w:t>End the section with one action the reader can take. Keep it concrete enough that someone can do it without needing another explanation.</w:t>
       </w:r>
     </w:p>
     <w:sectPr>
+      <w:headerReference w:type="default" r:id="rIdHeader"/>
+      <w:footerReference w:type="default" r:id="rIdFooter"/>
       <w:pgSz w:w="8640" w:h="12960"/>
       <w:pgMar w:top="1080" w:right="1080" w:bottom="1080" w:left="1080" w:header="720" w:footer="720" w:gutter="0"/>
     </w:sectPr>
   </w:body>
 </w:document>
+</file>
+
+<file path=word/footer1.xml><?xml version="1.0" encoding="utf-8"?>
+<w:ftr xmlns:w="http://schemas.openxmlformats.org/wordprocessingml/2006/main">
+  <w:p>
+    <w:pPr>
+      <w:jc w:val="center"/>
+      <w:pBdr>
+        <w:top w:val="single" w:sz="4" w:space="1" w:color="D9D1F3"/>
+      </w:pBdr>
+    </w:pPr>
+    <w:r>
+      <w:rPr>
+        <w:rFonts w:ascii="Arial" w:hAnsi="Arial"/>
+        <w:sz w:val="16"/>
+        <w:color w:val="8E83A8"/>
+      </w:rPr>
+      <w:t>Starter template only - replace or remove this footer before publishing.</w:t>
+    </w:r>
+  </w:p>
+</w:ftr>
+</file>
+
+<file path=word/header1.xml><?xml version="1.0" encoding="utf-8"?>
+<w:hdr xmlns:w="http://schemas.openxmlformats.org/wordprocessingml/2006/main">
+  <w:p>
+    <w:pPr>
+      <w:jc w:val="center"/>
+      <w:pBdr>
+        <w:bottom w:val="single" w:sz="4" w:space="1" w:color="D9D1F3"/>
+      </w:pBdr>
+    </w:pPr>
+    <w:r>
+      <w:rPr>
+        <w:rFonts w:ascii="Arial" w:hAnsi="Arial"/>
+        <w:sz w:val="16"/>
+        <w:color w:val="8E83A8"/>
+      </w:rPr>
+      <w:t>Indie Converters sample template - Nonfiction Starter</w:t>
+    </w:r>
+  </w:p>
+</w:hdr>
 </file>
 
 <file path=word/styles.xml><?xml version="1.0" encoding="utf-8"?>
@@ -86,13 +214,13 @@
     <w:rPrDefault>
       <w:rPr>
         <w:rFonts w:ascii="Georgia" w:hAnsi="Georgia"/>
-        <w:sz w:val="24"/>
+        <w:sz w:val="23"/>
         <w:color w:val="1B1330"/>
       </w:rPr>
     </w:rPrDefault>
     <w:pPrDefault>
       <w:pPr>
-        <w:spacing w:after="180" w:line="360" w:lineRule="auto"/>
+        <w:spacing w:after="160" w:line="340" w:lineRule="auto"/>
       </w:pPr>
     </w:pPrDefault>
   </w:docDefaults>
@@ -100,11 +228,11 @@
     <w:name w:val="Normal"/>
     <w:qFormat/>
     <w:pPr>
-      <w:spacing w:after="180" w:line="360" w:lineRule="auto"/>
-    </w:pPr>
-    <w:rPr>
-      <w:rFonts w:ascii="Georgia" w:hAnsi="Georgia"/>
-      <w:sz w:val="24"/>
+      <w:spacing w:after="160" w:line="340" w:lineRule="auto"/>
+    </w:pPr>
+    <w:rPr>
+      <w:rFonts w:ascii="Georgia" w:hAnsi="Georgia"/>
+      <w:sz w:val="23"/>
     </w:rPr>
   </w:style>
   <w:style w:type="paragraph" w:styleId="Title">
@@ -112,12 +240,12 @@
     <w:qFormat/>
     <w:pPr>
       <w:jc w:val="center"/>
-      <w:spacing w:before="240" w:after="120"/>
+      <w:spacing w:before="360" w:after="120"/>
     </w:pPr>
     <w:rPr>
       <w:rFonts w:ascii="Georgia" w:hAnsi="Georgia"/>
       <w:b/>
-      <w:sz w:val="40"/>
+      <w:sz w:val="42"/>
       <w:color w:val="1B1330"/>
     </w:rPr>
   </w:style>
@@ -126,7 +254,7 @@
     <w:qFormat/>
     <w:pPr>
       <w:jc w:val="center"/>
-      <w:spacing w:after="360"/>
+      <w:spacing w:after="420"/>
     </w:pPr>
     <w:rPr>
       <w:rFonts w:ascii="Arial" w:hAnsi="Arial"/>
@@ -139,7 +267,7 @@
     <w:qFormat/>
     <w:pPr>
       <w:jc w:val="center"/>
-      <w:spacing w:before="420" w:after="360"/>
+      <w:spacing w:before="520" w:after="380"/>
     </w:pPr>
     <w:rPr>
       <w:rFonts w:ascii="Georgia" w:hAnsi="Georgia"/>
@@ -148,19 +276,117 @@
       <w:color w:val="1B1330"/>
     </w:rPr>
   </w:style>
-  <w:style w:type="paragraph" w:styleId="SectionLabel">
-    <w:name w:val="Section Label"/>
-    <w:qFormat/>
-    <w:pPr>
-      <w:jc w:val="center"/>
-      <w:spacing w:before="240" w:after="180"/>
+  <w:style w:type="paragraph" w:styleId="Instruction">
+    <w:name w:val="Instruction"/>
+    <w:qFormat/>
+    <w:pPr>
+      <w:spacing w:before="160" w:after="260" w:line="300" w:lineRule="auto"/>
+      <w:ind w:left="360" w:right="360"/>
+    </w:pPr>
+    <w:rPr>
+      <w:rFonts w:ascii="Arial" w:hAnsi="Arial"/>
+      <w:i/>
+      <w:sz w:val="19"/>
+      <w:color w:val="5F557E"/>
+    </w:rPr>
+  </w:style>
+  <w:style w:type="paragraph" w:styleId="FirstParagraph">
+    <w:name w:val="First Paragraph"/>
+    <w:qFormat/>
+    <w:pPr>
+      <w:spacing w:after="160" w:line="340" w:lineRule="auto"/>
+    </w:pPr>
+    <w:rPr>
+      <w:rFonts w:ascii="Georgia" w:hAnsi="Georgia"/>
+      <w:sz w:val="23"/>
+    </w:rPr>
+  </w:style>
+  <w:style w:type="paragraph" w:styleId="BodyText">
+    <w:name w:val="Book Body Text"/>
+    <w:qFormat/>
+    <w:pPr>
+      <w:spacing w:after="160" w:line="340" w:lineRule="auto"/>
+      <w:ind w:firstLine="260"/>
+    </w:pPr>
+    <w:rPr>
+      <w:rFonts w:ascii="Georgia" w:hAnsi="Georgia"/>
+      <w:sz w:val="23"/>
+    </w:rPr>
+  </w:style>
+  <w:style w:type="paragraph" w:styleId="Subheading">
+    <w:name w:val="Subheading"/>
+    <w:qFormat/>
+    <w:pPr>
+      <w:spacing w:before="240" w:after="120"/>
     </w:pPr>
     <w:rPr>
       <w:rFonts w:ascii="Arial" w:hAnsi="Arial"/>
       <w:b/>
       <w:smallCaps/>
-      <w:sz w:val="18"/>
+      <w:sz w:val="19"/>
       <w:color w:val="441CB2"/>
+    </w:rPr>
+  </w:style>
+  <w:style w:type="paragraph" w:styleId="SceneBreak">
+    <w:name w:val="Scene Break"/>
+    <w:qFormat/>
+    <w:pPr>
+      <w:jc w:val="center"/>
+      <w:spacing w:before="220" w:after="220"/>
+    </w:pPr>
+    <w:rPr>
+      <w:rFonts w:ascii="Georgia" w:hAnsi="Georgia"/>
+      <w:sz w:val="20"/>
+      <w:color w:val="441CB2"/>
+    </w:rPr>
+  </w:style>
+  <w:style w:type="paragraph" w:styleId="BlockQuote">
+    <w:name w:val="Block Quote"/>
+    <w:qFormat/>
+    <w:pPr>
+      <w:spacing w:before="220" w:after="220" w:line="320" w:lineRule="auto"/>
+      <w:ind w:left="540" w:right="540"/>
+    </w:pPr>
+    <w:rPr>
+      <w:rFonts w:ascii="Georgia" w:hAnsi="Georgia"/>
+      <w:i/>
+      <w:sz w:val="22"/>
+      <w:color w:val="3F375A"/>
+    </w:rPr>
+  </w:style>
+  <w:style w:type="paragraph" w:styleId="CenteredText">
+    <w:name w:val="Centered Text"/>
+    <w:qFormat/>
+    <w:pPr>
+      <w:jc w:val="center"/>
+      <w:spacing w:after="180"/>
+    </w:pPr>
+    <w:rPr>
+      <w:rFonts w:ascii="Georgia" w:hAnsi="Georgia"/>
+      <w:sz w:val="23"/>
+    </w:rPr>
+  </w:style>
+  <w:style w:type="paragraph" w:styleId="PoemTitle">
+    <w:name w:val="Poem Title"/>
+    <w:qFormat/>
+    <w:pPr>
+      <w:spacing w:before="240" w:after="200"/>
+    </w:pPr>
+    <w:rPr>
+      <w:rFonts w:ascii="Georgia" w:hAnsi="Georgia"/>
+      <w:b/>
+      <w:sz w:val="26"/>
+    </w:rPr>
+  </w:style>
+  <w:style w:type="paragraph" w:styleId="PoemLine">
+    <w:name w:val="Poem Line"/>
+    <w:qFormat/>
+    <w:pPr>
+      <w:spacing w:after="60" w:line="300" w:lineRule="auto"/>
+    </w:pPr>
+    <w:rPr>
+      <w:rFonts w:ascii="Georgia" w:hAnsi="Georgia"/>
+      <w:sz w:val="23"/>
     </w:rPr>
   </w:style>
 </w:styles>
